--- a/vbhc-vn/skills/vbhc-vn/examples/sct/giay-phep-van-chuyen-hhnh.docx
+++ b/vbhc-vn/skills/vbhc-vn/examples/sct/giay-phep-van-chuyen-hhnh.docx
@@ -311,7 +311,7 @@
                 <w:bCs/>
                 <w:szCs w:val="28"/>
               </w:rPr>
-              <w:t>Độc lập - Tự do - Hạnh phúc</w:t>
+              <w:t>Độc lập – Tự do – Hạnh phúc</w:t>
             </w:r>
           </w:p>
         </w:tc>
